--- a/characters/ghostbloom_statblock.docx
+++ b/characters/ghostbloom_statblock.docx
@@ -18,7 +18,7 @@
           <w:color w:val="B8860B"/>
           <w:sz w:val="32"/>
         </w:rPr>
-        <w:t>Ghostbloom, Spectral Blossom</w:t>
+        <w:t>Ghostbloom</w:t>
       </w:r>
     </w:p>
     <w:p>

--- a/characters/ghostbloom_statblock.docx
+++ b/characters/ghostbloom_statblock.docx
@@ -39,21 +39,6 @@
           <w:sz w:val="21"/>
         </w:rPr>
         <w:t>The party's companion, kept current with the bestiary. Her earlier form serves the Sessions 1 to 7 chronicle; the level-7 card is the one in play from the Earth Rift onward.</w:t>
-      </w:r>
-    </w:p>
-    <w:p>
-      <w:pPr>
-        <w:spacing w:after="80"/>
-      </w:pPr>
-      <w:r>
-        <w:rPr>
-          <w:rFonts w:ascii="Georgia" w:hAnsi="Georgia" w:cs="Georgia"/>
-          <w:b w:val="0"/>
-          <w:i/>
-          <w:color w:val="222222"/>
-          <w:sz w:val="21"/>
-        </w:rPr>
-        <w:t>Ghostbloom is the party's dearest companion, chosen in Session 3 as Floraburst, changed aboard the sinking Dutchman and again in Wraithpine's ghost-light. Her petals are glass-pale now and chime like frost; she floats, speaks in soft telepathy, and glows brighter near planar wounds. Some say she is Elaria's own little voice.</w:t>
       </w:r>
     </w:p>
     <w:tbl>
@@ -740,21 +725,6 @@
         </w:tc>
       </w:tr>
     </w:tbl>
-    <w:p>
-      <w:pPr>
-        <w:spacing w:after="80"/>
-      </w:pPr>
-      <w:r>
-        <w:rPr>
-          <w:rFonts w:ascii="Georgia" w:hAnsi="Georgia" w:cs="Georgia"/>
-          <w:b w:val="0"/>
-          <w:i/>
-          <w:color w:val="222222"/>
-          <w:sz w:val="21"/>
-        </w:rPr>
-        <w:t>The rift arc asks more of her than the road ever did. This is Ghostbloom as she stands at the party's side from the Earth Rift onward: the same creature, grown into the work. Her older card above is kept for the Sessions 1 to 7 chronicle.</w:t>
-      </w:r>
-    </w:p>
     <w:tbl>
       <w:tblPr>
         <w:tblW w:type="auto" w:w="0"/>

--- a/characters/ghostbloom_statblock.docx
+++ b/characters/ghostbloom_statblock.docx
@@ -1353,7 +1353,7 @@
                 <w:color w:val="222222"/>
                 <w:sz w:val="17"/>
               </w:rPr>
-              <w:t xml:space="preserve">Ghostly Wail (1/Long Rest). </w:t>
+              <w:t xml:space="preserve">Ghostly Wail (2/Long Rest). </w:t>
             </w:r>
             <w:r>
               <w:rPr>
